--- a/Email-Lanzamiento-Discovery-LPT.docx
+++ b/Email-Lanzamiento-Discovery-LPT.docx
@@ -155,7 +155,7 @@
         <w:spacing w:after="60"/>
       </w:pPr>
       <w:r>
-        <w:t xml:space="preserve">   Catherine Monsalve  →  </w:t>
+        <w:t xml:space="preserve">   Katherine Monsalve  →  </w:t>
       </w:r>
       <w:r>
         <w:rPr>

--- a/Email-Lanzamiento-Discovery-LPT.docx
+++ b/Email-Lanzamiento-Discovery-LPT.docx
@@ -26,7 +26,7 @@
         <w:t xml:space="preserve">Para: </w:t>
       </w:r>
       <w:r>
-        <w:t>martica@..., catherine.monsalve@..., william.nieto@..., jeffrey@..., john.jairo@..., ismelda@..., sergio@..., jhonatan.benavides@...</w:t>
+        <w:t>martica@..., katherine.monsalve@..., william.nieto@..., jeffrey@..., john.jairo@..., ismelda@..., sergio@..., jhonatan.benavides@..., elisa@..., laura@...</w:t>
       </w:r>
     </w:p>
     <w:p>
@@ -232,6 +232,20 @@
           <w:b/>
         </w:rPr>
         <w:t>Tecnología</w:t>
+      </w:r>
+    </w:p>
+    <w:p>
+      <w:pPr>
+        <w:spacing w:after="60"/>
+      </w:pPr>
+      <w:r>
+        <w:t xml:space="preserve">   Elisa + Laura  →  </w:t>
+      </w:r>
+      <w:r>
+        <w:rPr>
+          <w:b/>
+        </w:rPr>
+        <w:t>Mercadeo y Comunicación</w:t>
       </w:r>
     </w:p>
     <w:p/>

--- a/Email-Lanzamiento-Discovery-LPT.docx
+++ b/Email-Lanzamiento-Discovery-LPT.docx
@@ -26,7 +26,7 @@
         <w:t xml:space="preserve">Para: </w:t>
       </w:r>
       <w:r>
-        <w:t>martica@..., katherine.monsalve@..., william.nieto@..., jeffrey@..., john.jairo@..., ismelda@..., sergio@..., jhonatan.benavides@..., elisa@..., laura@...</w:t>
+        <w:t>martica@..., katherine.monsalve@..., william.nieto@..., jeffrey@..., john.jairo@..., ismelda@..., sergio@..., jhonatan.benavides@..., elisa@..., laura@..., katherine.rodriguez@..., daniela@...</w:t>
       </w:r>
     </w:p>
     <w:p>
@@ -246,6 +246,20 @@
           <w:b/>
         </w:rPr>
         <w:t>Mercadeo y Comunicación</w:t>
+      </w:r>
+    </w:p>
+    <w:p>
+      <w:pPr>
+        <w:spacing w:after="60"/>
+      </w:pPr>
+      <w:r>
+        <w:t xml:space="preserve">   Katherine Rodriguez + Daniela  →  </w:t>
+      </w:r>
+      <w:r>
+        <w:rPr>
+          <w:b/>
+        </w:rPr>
+        <w:t>Administración</w:t>
       </w:r>
     </w:p>
     <w:p/>
